--- a/00-首页/题组Word/习题书/第三篇-有机化学/11-反应机理与推断-学生版.docx
+++ b/00-首页/题组Word/习题书/第三篇-有机化学/11-反应机理与推断-学生版.docx
@@ -3,6 +3,239 @@
 <w:document xmlns:w="http://schemas.openxmlformats.org/wordprocessingml/2006/main" xmlns:m="http://schemas.openxmlformats.org/officeDocument/2006/math" xmlns:r="http://schemas.openxmlformats.org/officeDocument/2006/relationships" xmlns:o="urn:schemas-microsoft-com:office:office" xmlns:v="urn:schemas-microsoft-com:vml" xmlns:w10="urn:schemas-microsoft-com:office:word" xmlns:a="http://schemas.openxmlformats.org/drawingml/2006/main" xmlns:pic="http://schemas.openxmlformats.org/drawingml/2006/picture" xmlns:wp="http://schemas.openxmlformats.org/drawingml/2006/wordprocessingDrawing">
   <w:body>
     <w:bookmarkStart w:id="225" w:name="第-11-章-反应机理与推断"/>
+    <w:p>
+      <w:pPr>
+        <w:spacing w:after="1800" w:before="1200" w:line="276" w:lineRule="auto"/>
+        <w:jc w:val="center"/>
+      </w:pPr>
+    </w:p>
+    <w:p>
+      <w:pPr>
+        <w:spacing w:after="320" w:before="0" w:line="276" w:lineRule="auto"/>
+        <w:jc w:val="center"/>
+      </w:pPr>
+      <w:r>
+        <w:rPr>
+          <w:rFonts w:ascii="Times New Roman" w:hAnsi="Times New Roman" w:eastAsia="SimHei" w:cs="Times New Roman"/>
+          <w:b/>
+          <w:color w:val="17324D"/>
+          <w:sz w:val="64"/>
+        </w:rPr>
+        <w:t>化学竞赛习题册</w:t>
+      </w:r>
+    </w:p>
+    <w:p>
+      <w:pPr>
+        <w:spacing w:after="120" w:before="0" w:line="276" w:lineRule="auto"/>
+        <w:jc w:val="center"/>
+      </w:pPr>
+      <w:r>
+        <w:rPr>
+          <w:rFonts w:ascii="Times New Roman" w:hAnsi="Times New Roman" w:eastAsia="SimHei" w:cs="Times New Roman"/>
+          <w:b w:val="0"/>
+          <w:color w:val="5B6975"/>
+          <w:sz w:val="32"/>
+        </w:rPr>
+        <w:t>第三篇</w:t>
+      </w:r>
+      <w:r>
+        <w:rPr>
+          <w:rFonts w:ascii="Times New Roman" w:hAnsi="Times New Roman" w:eastAsia="Times New Roman" w:cs="Times New Roman"/>
+          <w:b w:val="0"/>
+          <w:color w:val="5B6975"/>
+          <w:sz w:val="32"/>
+        </w:rPr>
+        <w:t xml:space="preserve"> </w:t>
+      </w:r>
+      <w:r>
+        <w:rPr>
+          <w:rFonts w:ascii="Times New Roman" w:hAnsi="Times New Roman" w:eastAsia="SimHei" w:cs="Times New Roman"/>
+          <w:b w:val="0"/>
+          <w:color w:val="5B6975"/>
+          <w:sz w:val="32"/>
+        </w:rPr>
+        <w:t>有机化学</w:t>
+      </w:r>
+    </w:p>
+    <w:p>
+      <w:pPr>
+        <w:spacing w:after="600" w:before="0" w:line="276" w:lineRule="auto"/>
+        <w:jc w:val="center"/>
+      </w:pPr>
+      <w:r>
+        <w:rPr>
+          <w:rFonts w:ascii="Times New Roman" w:hAnsi="Times New Roman" w:eastAsia="SimHei" w:cs="Times New Roman"/>
+          <w:b/>
+          <w:color w:val="17324D"/>
+          <w:sz w:val="44"/>
+        </w:rPr>
+        <w:t>第</w:t>
+      </w:r>
+      <w:r>
+        <w:rPr>
+          <w:rFonts w:ascii="Times New Roman" w:hAnsi="Times New Roman" w:eastAsia="Times New Roman" w:cs="Times New Roman"/>
+          <w:b/>
+          <w:color w:val="17324D"/>
+          <w:sz w:val="44"/>
+        </w:rPr>
+        <w:t xml:space="preserve"> 11 </w:t>
+      </w:r>
+      <w:r>
+        <w:rPr>
+          <w:rFonts w:ascii="Times New Roman" w:hAnsi="Times New Roman" w:eastAsia="SimHei" w:cs="Times New Roman"/>
+          <w:b/>
+          <w:color w:val="17324D"/>
+          <w:sz w:val="44"/>
+        </w:rPr>
+        <w:t>章</w:t>
+      </w:r>
+      <w:r>
+        <w:rPr>
+          <w:rFonts w:ascii="Times New Roman" w:hAnsi="Times New Roman" w:eastAsia="Times New Roman" w:cs="Times New Roman"/>
+          <w:b/>
+          <w:color w:val="17324D"/>
+          <w:sz w:val="44"/>
+        </w:rPr>
+        <w:t xml:space="preserve"> </w:t>
+      </w:r>
+      <w:r>
+        <w:rPr>
+          <w:rFonts w:ascii="Times New Roman" w:hAnsi="Times New Roman" w:eastAsia="SimHei" w:cs="Times New Roman"/>
+          <w:b/>
+          <w:color w:val="17324D"/>
+          <w:sz w:val="44"/>
+        </w:rPr>
+        <w:t>反应机理与推断</w:t>
+      </w:r>
+    </w:p>
+    <w:p>
+      <w:pPr>
+        <w:spacing w:after="600" w:before="120" w:line="276" w:lineRule="auto"/>
+        <w:jc w:val="center"/>
+        <w:pBdr>
+          <w:bottom w:val="single" w:sz="8" w:space="4" w:color="4A6577"/>
+        </w:pBdr>
+      </w:pPr>
+    </w:p>
+    <w:p>
+      <w:pPr>
+        <w:spacing w:after="160" w:before="0" w:line="276" w:lineRule="auto"/>
+        <w:jc w:val="center"/>
+      </w:pPr>
+      <w:r>
+        <w:rPr>
+          <w:rFonts w:ascii="Times New Roman" w:hAnsi="Times New Roman" w:eastAsia="FangSong" w:cs="Times New Roman"/>
+          <w:b w:val="0"/>
+          <w:color w:val="5B6975"/>
+          <w:sz w:val="24"/>
+        </w:rPr>
+        <w:t>题量</w:t>
+      </w:r>
+      <w:r>
+        <w:rPr>
+          <w:rFonts w:ascii="Times New Roman" w:hAnsi="Times New Roman" w:eastAsia="Times New Roman" w:cs="Times New Roman"/>
+          <w:b w:val="0"/>
+          <w:color w:val="5B6975"/>
+          <w:sz w:val="24"/>
+        </w:rPr>
+        <w:t>：57</w:t>
+      </w:r>
+    </w:p>
+    <w:p>
+      <w:pPr>
+        <w:spacing w:after="160" w:before="0" w:line="276" w:lineRule="auto"/>
+        <w:jc w:val="center"/>
+      </w:pPr>
+      <w:r>
+        <w:rPr>
+          <w:rFonts w:ascii="Times New Roman" w:hAnsi="Times New Roman" w:eastAsia="FangSong" w:cs="Times New Roman"/>
+          <w:b w:val="0"/>
+          <w:color w:val="5B6975"/>
+          <w:sz w:val="24"/>
+        </w:rPr>
+        <w:t>版本</w:t>
+      </w:r>
+      <w:r>
+        <w:rPr>
+          <w:rFonts w:ascii="Times New Roman" w:hAnsi="Times New Roman" w:eastAsia="Times New Roman" w:cs="Times New Roman"/>
+          <w:b w:val="0"/>
+          <w:color w:val="5B6975"/>
+          <w:sz w:val="24"/>
+        </w:rPr>
+        <w:t>：</w:t>
+      </w:r>
+      <w:r>
+        <w:rPr>
+          <w:rFonts w:ascii="Times New Roman" w:hAnsi="Times New Roman" w:eastAsia="FangSong" w:cs="Times New Roman"/>
+          <w:b w:val="0"/>
+          <w:color w:val="5B6975"/>
+          <w:sz w:val="24"/>
+        </w:rPr>
+        <w:t>学生版</w:t>
+      </w:r>
+      <w:r>
+        <w:rPr>
+          <w:rFonts w:ascii="Times New Roman" w:hAnsi="Times New Roman" w:eastAsia="Times New Roman" w:cs="Times New Roman"/>
+          <w:b w:val="0"/>
+          <w:color w:val="5B6975"/>
+          <w:sz w:val="24"/>
+        </w:rPr>
+        <w:t>（</w:t>
+      </w:r>
+      <w:r>
+        <w:rPr>
+          <w:rFonts w:ascii="Times New Roman" w:hAnsi="Times New Roman" w:eastAsia="FangSong" w:cs="Times New Roman"/>
+          <w:b w:val="0"/>
+          <w:color w:val="5B6975"/>
+          <w:sz w:val="24"/>
+        </w:rPr>
+        <w:t>无答案</w:t>
+      </w:r>
+      <w:r>
+        <w:rPr>
+          <w:rFonts w:ascii="Times New Roman" w:hAnsi="Times New Roman" w:eastAsia="Times New Roman" w:cs="Times New Roman"/>
+          <w:b w:val="0"/>
+          <w:color w:val="5B6975"/>
+          <w:sz w:val="24"/>
+        </w:rPr>
+        <w:t>）</w:t>
+      </w:r>
+    </w:p>
+    <w:p>
+      <w:pPr>
+        <w:spacing w:after="160" w:before="0" w:line="276" w:lineRule="auto"/>
+        <w:jc w:val="center"/>
+      </w:pPr>
+      <w:r>
+        <w:rPr>
+          <w:rFonts w:ascii="Times New Roman" w:hAnsi="Times New Roman" w:eastAsia="FangSong" w:cs="Times New Roman"/>
+          <w:b w:val="0"/>
+          <w:color w:val="5B6975"/>
+          <w:sz w:val="24"/>
+        </w:rPr>
+        <w:t>日期</w:t>
+      </w:r>
+      <w:r>
+        <w:rPr>
+          <w:rFonts w:ascii="Times New Roman" w:hAnsi="Times New Roman" w:eastAsia="Times New Roman" w:cs="Times New Roman"/>
+          <w:b w:val="0"/>
+          <w:color w:val="5B6975"/>
+          <w:sz w:val="24"/>
+        </w:rPr>
+        <w:t>：2026-09-10</w:t>
+      </w:r>
+    </w:p>
+    <w:p>
+      <w:pPr>
+        <w:jc w:val="center"/>
+      </w:pPr>
+      <w:r>
+        <w:rPr>
+          <w:rFonts w:ascii="Times New Roman" w:hAnsi="Times New Roman" w:eastAsia="Times New Roman" w:cs="Times New Roman"/>
+        </w:rPr>
+        <w:br w:type="page"/>
+      </w:r>
+    </w:p>
     <w:p>
       <w:pPr>
         <w:pStyle w:val="Heading1"/>
@@ -9905,245 +10138,6 @@
     <w:p>
       <w:pPr>
         <w:pStyle w:val="BodyText"/>
-      </w:pPr>
-      <m:oMathPara>
-        <m:oMathParaPr>
-          <m:jc m:val="center"/>
-          <m:ctrlPr>
-            <w:rPr>
-              <w:sz w:val="28"/>
-              <w:szCs w:val="28"/>
-            </w:rPr>
-          </m:ctrlPr>
-        </m:oMathParaPr>
-        <m:oMath>
-          <m:r>
-            <m:rPr>
-              <m:sty m:val="p"/>
-            </m:rPr>
-            <m:t>A</m:t>
-          </m:r>
-          <m:limUpp>
-            <m:e>
-              <m:r>
-                <m:rPr>
-                  <m:sty m:val="p"/>
-                </m:rPr>
-                <m:t>→</m:t>
-              </m:r>
-            </m:e>
-            <m:lim>
-              <m:r>
-                <m:rPr>
-                  <m:sty m:val="p"/>
-                </m:rPr>
-                <m:t>−</m:t>
-              </m:r>
-              <m:r>
-                <m:rPr>
-                  <m:sty m:val="p"/>
-                </m:rPr>
-                <m:t>H</m:t>
-              </m:r>
-              <m:r>
-                <m:rPr>
-                  <m:sty m:val="p"/>
-                </m:rPr>
-                <m:t>C</m:t>
-              </m:r>
-              <m:r>
-                <m:rPr>
-                  <m:sty m:val="p"/>
-                </m:rPr>
-                <m:t>l</m:t>
-              </m:r>
-            </m:lim>
-          </m:limUpp>
-          <m:r>
-            <m:rPr>
-              <m:sty m:val="p"/>
-            </m:rPr>
-            <m:t>B</m:t>
-          </m:r>
-          <m:limUpp>
-            <m:e>
-              <m:r>
-                <m:rPr>
-                  <m:sty m:val="p"/>
-                </m:rPr>
-                <m:t>→</m:t>
-              </m:r>
-            </m:e>
-            <m:lim>
-              <m:r>
-                <m:rPr>
-                  <m:sty m:val="p"/>
-                </m:rPr>
-                <m:t>−</m:t>
-              </m:r>
-              <m:r>
-                <m:t>2</m:t>
-              </m:r>
-              <m:r>
-                <m:rPr>
-                  <m:sty m:val="p"/>
-                </m:rPr>
-                <m:t>H</m:t>
-              </m:r>
-              <m:r>
-                <m:rPr>
-                  <m:sty m:val="p"/>
-                </m:rPr>
-                <m:t>C</m:t>
-              </m:r>
-              <m:r>
-                <m:rPr>
-                  <m:sty m:val="p"/>
-                </m:rPr>
-                <m:t>l</m:t>
-              </m:r>
-            </m:lim>
-          </m:limUpp>
-          <m:r>
-            <m:rPr>
-              <m:sty m:val="p"/>
-            </m:rPr>
-            <m:t>C</m:t>
-          </m:r>
-          <m:limUpp>
-            <m:e>
-              <m:r>
-                <m:rPr>
-                  <m:sty m:val="p"/>
-                </m:rPr>
-                <m:t>→</m:t>
-              </m:r>
-            </m:e>
-            <m:lim>
-              <m:r>
-                <m:rPr>
-                  <m:nor/>
-                  <m:sty m:val="p"/>
-                </m:rPr>
-                <m:t>闭环</m:t>
-              </m:r>
-            </m:lim>
-          </m:limUpp>
-          <m:r>
-            <m:rPr>
-              <m:sty m:val="p"/>
-            </m:rPr>
-            <m:t>D</m:t>
-          </m:r>
-          <m:limUpp>
-            <m:e>
-              <m:r>
-                <m:rPr>
-                  <m:sty m:val="p"/>
-                </m:rPr>
-                <m:t>→</m:t>
-              </m:r>
-            </m:e>
-            <m:lim>
-              <m:r>
-                <m:rPr>
-                  <m:sty m:val="p"/>
-                </m:rPr>
-                <m:t>−</m:t>
-              </m:r>
-              <m:sSub>
-                <m:e>
-                  <m:r>
-                    <m:rPr>
-                      <m:sty m:val="p"/>
-                    </m:rPr>
-                    <m:t>H</m:t>
-                  </m:r>
-                </m:e>
-                <m:sub>
-                  <m:r>
-                    <m:rPr>
-                      <m:sty m:val="p"/>
-                    </m:rPr>
-                    <m:t>2</m:t>
-                  </m:r>
-                </m:sub>
-              </m:sSub>
-            </m:lim>
-          </m:limUpp>
-          <m:r>
-            <m:rPr>
-              <m:sty m:val="p"/>
-            </m:rPr>
-            <m:t>E</m:t>
-          </m:r>
-          <m:limUpp>
-            <m:e>
-              <m:r>
-                <m:rPr>
-                  <m:sty m:val="p"/>
-                </m:rPr>
-                <m:t>→</m:t>
-              </m:r>
-            </m:e>
-            <m:lim>
-              <m:r>
-                <m:rPr>
-                  <m:sty m:val="p"/>
-                </m:rPr>
-                <m:t>−</m:t>
-              </m:r>
-              <m:r>
-                <m:rPr>
-                  <m:sty m:val="p"/>
-                </m:rPr>
-                <m:t>R</m:t>
-              </m:r>
-              <m:r>
-                <m:rPr>
-                  <m:sty m:val="p"/>
-                </m:rPr>
-                <m:t>,</m:t>
-              </m:r>
-              <m:r>
-                <m:rPr>
-                  <m:sty m:val="p"/>
-                </m:rPr>
-                <m:t>−</m:t>
-              </m:r>
-              <m:sSup>
-                <m:e>
-                  <m:r>
-                    <m:rPr>
-                      <m:sty m:val="p"/>
-                    </m:rPr>
-                    <m:t>R</m:t>
-                  </m:r>
-                </m:e>
-                <m:sup>
-                  <m:r>
-                    <m:rPr>
-                      <m:sty m:val="p"/>
-                    </m:rPr>
-                    <m:t>′</m:t>
-                  </m:r>
-                </m:sup>
-              </m:sSup>
-            </m:lim>
-          </m:limUpp>
-          <m:r>
-            <m:rPr>
-              <m:nor/>
-              <m:sty m:val="p"/>
-            </m:rPr>
-            <m:t>苯</m:t>
-          </m:r>
-        </m:oMath>
-      </m:oMathPara>
-    </w:p>
-    <w:p>
-      <w:pPr>
-        <w:pStyle w:val="FirstParagraph"/>
       </w:pPr>
       <w:r>
         <w:rPr>

--- a/00-首页/题组Word/习题书/第三篇-有机化学/11-反应机理与推断-学生版.docx
+++ b/00-首页/题组Word/习题书/第三篇-有机化学/11-反应机理与推断-学生版.docx
@@ -2,7 +2,7 @@
 <file path=word/document.xml><?xml version="1.0" encoding="utf-8"?>
 <w:document xmlns:w="http://schemas.openxmlformats.org/wordprocessingml/2006/main" xmlns:m="http://schemas.openxmlformats.org/officeDocument/2006/math" xmlns:r="http://schemas.openxmlformats.org/officeDocument/2006/relationships" xmlns:o="urn:schemas-microsoft-com:office:office" xmlns:v="urn:schemas-microsoft-com:vml" xmlns:w10="urn:schemas-microsoft-com:office:word" xmlns:a="http://schemas.openxmlformats.org/drawingml/2006/main" xmlns:pic="http://schemas.openxmlformats.org/drawingml/2006/picture" xmlns:wp="http://schemas.openxmlformats.org/drawingml/2006/wordprocessingDrawing">
   <w:body>
-    <w:bookmarkStart w:id="225" w:name="第-11-章-反应机理与推断"/>
+    <w:bookmarkStart w:id="241" w:name="第-11-章-反应机理与推断"/>
     <w:p>
       <w:pPr>
         <w:spacing w:after="1800" w:before="1200" w:line="276" w:lineRule="auto"/>
@@ -138,7 +138,7 @@
           <w:color w:val="5B6975"/>
           <w:sz w:val="24"/>
         </w:rPr>
-        <w:t>：57</w:t>
+        <w:t>：58</w:t>
       </w:r>
     </w:p>
     <w:p>
@@ -18542,7 +18542,7 @@
       </w:r>
     </w:p>
     <w:bookmarkEnd w:id="191"/>
-    <w:bookmarkStart w:id="207" w:name="有机转换中间体推断第34届初赛"/>
+    <w:bookmarkStart w:id="207" w:name="羟汞化芳香性臭氧化第26届初赛"/>
     <w:p>
       <w:pPr>
         <w:pStyle w:val="Heading2"/>
@@ -18558,7 +18558,7 @@
         <w:rPr>
           <w:rFonts w:hint="eastAsia" w:ascii="Times New Roman" w:hAnsi="Times New Roman" w:eastAsia="SimHei" w:cs="Times New Roman"/>
         </w:rPr>
-        <w:t>有机转换中间体推断</w:t>
+        <w:t>羟汞化芳香性臭氧化</w:t>
       </w:r>
       <w:r>
         <w:rPr>
@@ -18576,7 +18576,7 @@
         <w:rPr>
           <w:rFonts w:hint="eastAsia" w:ascii="Times New Roman" w:hAnsi="Times New Roman" w:eastAsia="Times New Roman" w:cs="Times New Roman"/>
         </w:rPr>
-        <w:t>34</w:t>
+        <w:t>26</w:t>
       </w:r>
       <w:r>
         <w:rPr>
@@ -18597,21 +18597,145 @@
       </w:pPr>
       <w:r>
         <w:rPr>
-          <w:rFonts w:ascii="Times New Roman" w:hAnsi="Times New Roman" w:eastAsia="Times New Roman" w:cs="Times New Roman"/>
-        </w:rPr>
-        <w:t xml:space="preserve">10-1 </w:t>
-      </w:r>
-      <w:r>
-        <w:rPr>
-          <w:rFonts w:hint="eastAsia" w:ascii="Times New Roman" w:hAnsi="Times New Roman" w:eastAsia="FangSong" w:cs="Times New Roman"/>
-        </w:rPr>
-        <w:t>请为以下转换提供合理的中间体</w:t>
+          <w:rFonts w:hint="eastAsia" w:ascii="Times New Roman" w:hAnsi="Times New Roman" w:eastAsia="Times New Roman" w:cs="Times New Roman"/>
+          <w:b/>
+          <w:bCs/>
+        </w:rPr>
+        <w:t xml:space="preserve">（11-1）</w:t>
+      </w:r>
+      <w:r>
+        <w:rPr>
+          <w:rFonts w:ascii="Times New Roman" w:hAnsi="Times New Roman" w:eastAsia="Times New Roman" w:cs="Times New Roman"/>
+        </w:rPr>
+        <w:t xml:space="preserve"> </w:t>
+      </w:r>
+      <w:r>
+        <w:rPr>
+          <w:rFonts w:hint="eastAsia" w:ascii="Times New Roman" w:hAnsi="Times New Roman" w:eastAsia="FangSong" w:cs="Times New Roman"/>
+        </w:rPr>
+        <w:t xml:space="preserve">画出化合物</w:t>
+      </w:r>
+      <w:r>
+        <w:rPr>
+          <w:rFonts w:ascii="Times New Roman" w:hAnsi="Times New Roman" w:eastAsia="Times New Roman" w:cs="Times New Roman"/>
+        </w:rPr>
+        <w:t xml:space="preserve"> A </w:t>
+      </w:r>
+      <w:r>
+        <w:rPr>
+          <w:rFonts w:hint="eastAsia" w:ascii="Times New Roman" w:hAnsi="Times New Roman" w:eastAsia="FangSong" w:cs="Times New Roman"/>
+        </w:rPr>
+        <w:t xml:space="preserve">和</w:t>
+      </w:r>
+      <w:r>
+        <w:rPr>
+          <w:rFonts w:ascii="Times New Roman" w:hAnsi="Times New Roman" w:eastAsia="Times New Roman" w:cs="Times New Roman"/>
+        </w:rPr>
+        <w:t xml:space="preserve"> B </w:t>
+      </w:r>
+      <w:r>
+        <w:rPr>
+          <w:rFonts w:hint="eastAsia" w:ascii="Times New Roman" w:hAnsi="Times New Roman" w:eastAsia="FangSong" w:cs="Times New Roman"/>
+        </w:rPr>
+        <w:t>的结构简式</w:t>
+      </w:r>
+      <w:r>
+        <w:rPr>
+          <w:rFonts w:hint="eastAsia" w:ascii="Times New Roman" w:hAnsi="Times New Roman" w:eastAsia="Times New Roman" w:cs="Times New Roman"/>
+        </w:rPr>
+        <w:t>。A</w:t>
+      </w:r>
+      <w:r>
+        <w:rPr>
+          <w:rFonts w:hint="eastAsia" w:ascii="Times New Roman" w:hAnsi="Times New Roman" w:eastAsia="FangSong" w:cs="Times New Roman"/>
+        </w:rPr>
+        <w:t>为</w:t>
+      </w:r>
+      <w:r>
+        <w:rPr>
+          <w:rFonts w:hint="eastAsia" w:ascii="Times New Roman" w:hAnsi="Times New Roman" w:eastAsia="Times New Roman" w:cs="Times New Roman"/>
+        </w:rPr>
+        <w:t>CH</w:t>
+      </w:r>
+      <w:r>
+        <w:rPr>
+          <w:rFonts w:hint="eastAsia" w:ascii="Times New Roman" w:hAnsi="Times New Roman" w:eastAsia="Times New Roman" w:cs="Times New Roman"/>
+          <w:vertAlign w:val="subscript"/>
+        </w:rPr>
+        <w:t>2</w:t>
+      </w:r>
+      <w:r>
+        <w:rPr>
+          <w:rFonts w:hint="eastAsia" w:ascii="Times New Roman" w:hAnsi="Times New Roman" w:eastAsia="FangSong" w:cs="Times New Roman"/>
+        </w:rPr>
+        <w:t>的羟汞化产物</w:t>
+      </w:r>
+      <w:r>
+        <w:rPr>
+          <w:rFonts w:hint="eastAsia" w:ascii="Times New Roman" w:hAnsi="Times New Roman" w:eastAsia="Times New Roman" w:cs="Times New Roman"/>
+        </w:rPr>
+        <w:t>，B</w:t>
+      </w:r>
+      <w:r>
+        <w:rPr>
+          <w:rFonts w:hint="eastAsia" w:ascii="Times New Roman" w:hAnsi="Times New Roman" w:eastAsia="FangSong" w:cs="Times New Roman"/>
+        </w:rPr>
+        <w:t>为</w:t>
+      </w:r>
+      <w:r>
+        <w:rPr>
+          <w:rFonts w:hint="eastAsia" w:ascii="Times New Roman" w:hAnsi="Times New Roman" w:eastAsia="Times New Roman" w:cs="Times New Roman"/>
+        </w:rPr>
+        <w:t>4-</w:t>
+      </w:r>
+      <w:r>
+        <w:rPr>
+          <w:rFonts w:hint="eastAsia" w:ascii="Times New Roman" w:hAnsi="Times New Roman" w:eastAsia="FangSong" w:cs="Times New Roman"/>
+        </w:rPr>
+        <w:t>戊烯</w:t>
+      </w:r>
+      <w:r>
+        <w:rPr>
+          <w:rFonts w:hint="eastAsia" w:ascii="Times New Roman" w:hAnsi="Times New Roman" w:eastAsia="Times New Roman" w:cs="Times New Roman"/>
+        </w:rPr>
+        <w:t>-1-</w:t>
+      </w:r>
+      <w:r>
+        <w:rPr>
+          <w:rFonts w:hint="eastAsia" w:ascii="Times New Roman" w:hAnsi="Times New Roman" w:eastAsia="FangSong" w:cs="Times New Roman"/>
+        </w:rPr>
+        <w:t>醇的羟汞化产物</w:t>
       </w:r>
       <w:r>
         <w:rPr>
           <w:rFonts w:hint="eastAsia" w:ascii="Times New Roman" w:hAnsi="Times New Roman" w:eastAsia="Times New Roman" w:cs="Times New Roman"/>
         </w:rPr>
         <w:t>。</w:t>
+      </w:r>
+    </w:p>
+    <w:p>
+      <w:pPr>
+        <w:pStyle w:val="BodyText"/>
+      </w:pPr>
+      <w:r>
+        <w:rPr>
+          <w:rFonts w:hint="eastAsia" w:ascii="Times New Roman" w:hAnsi="Times New Roman" w:eastAsia="Times New Roman" w:cs="Times New Roman"/>
+          <w:b/>
+          <w:bCs/>
+        </w:rPr>
+        <w:t xml:space="preserve">（11-2）</w:t>
+      </w:r>
+      <w:r>
+        <w:rPr>
+          <w:rFonts w:ascii="Times New Roman" w:hAnsi="Times New Roman" w:eastAsia="Times New Roman" w:cs="Times New Roman"/>
+        </w:rPr>
+        <w:t xml:space="preserve"> </w:t>
+      </w:r>
+      <w:r>
+        <w:rPr>
+          <w:rFonts w:hint="eastAsia" w:ascii="Times New Roman" w:hAnsi="Times New Roman" w:eastAsia="FangSong" w:cs="Times New Roman"/>
+        </w:rPr>
+        <w:t xml:space="preserve">下列有机化合物中具有芳香性的是</w:t>
       </w:r>
     </w:p>
     <w:p>
@@ -18626,20 +18750,545 @@
         </w:rPr>
         <w:drawing>
           <wp:inline>
-            <wp:extent cx="3600000" cy="944355"/>
+            <wp:extent cx="1800000" cy="2160000"/>
             <wp:effectExtent b="0" l="0" r="0" t="0"/>
             <wp:docPr descr="" title="" id="193" name="Picture"/>
             <a:graphic>
               <a:graphicData uri="http://schemas.openxmlformats.org/drawingml/2006/picture">
                 <pic:pic>
                   <pic:nvPicPr>
-                    <pic:cNvPr descr="75667b8eff9d01323dc65443d5b0806e53b724861d5c24502cc15eb30907d6fb.jpg" id="194" name="Picture"/>
+                    <pic:cNvPr descr="9aaa0160ae5725c2a05b4589c42923d7e8709359f4a72d993ea03f0828bfdc17.jpg" id="194" name="Picture"/>
                     <pic:cNvPicPr>
                       <a:picLocks noChangeArrowheads="1" noChangeAspect="1"/>
                     </pic:cNvPicPr>
                   </pic:nvPicPr>
                   <pic:blipFill>
                     <a:blip r:embed="rId192"/>
+                    <a:stretch>
+                      <a:fillRect/>
+                    </a:stretch>
+                  </pic:blipFill>
+                  <pic:spPr bwMode="auto">
+                    <a:xfrm>
+                      <a:off x="0" y="0"/>
+                      <a:ext cx="1800000" cy="2160000"/>
+                    </a:xfrm>
+                    <a:prstGeom prst="rect">
+                      <a:avLst/>
+                    </a:prstGeom>
+                    <a:noFill/>
+                    <a:ln w="9525">
+                      <a:noFill/>
+                      <a:headEnd/>
+                      <a:tailEnd/>
+                    </a:ln>
+                  </pic:spPr>
+                </pic:pic>
+              </a:graphicData>
+            </a:graphic>
+          </wp:inline>
+        </w:drawing>
+      </w:r>
+    </w:p>
+    <w:p>
+      <w:pPr>
+        <w:pStyle w:val="BodyText"/>
+      </w:pPr>
+      <w:r>
+        <w:rPr>
+          <w:rFonts w:ascii="Times New Roman" w:hAnsi="Times New Roman" w:eastAsia="Times New Roman" w:cs="Times New Roman"/>
+        </w:rPr>
+        <w:t xml:space="preserve">1</w:t>
+      </w:r>
+    </w:p>
+    <w:p>
+      <w:pPr>
+        <w:pStyle w:val="BodyText"/>
+        <w:spacing w:before="160" w:after="80"/>
+        <w:jc w:val="center"/>
+      </w:pPr>
+      <w:r>
+        <w:rPr>
+          <w:rFonts w:ascii="Times New Roman" w:hAnsi="Times New Roman" w:eastAsia="Times New Roman" w:cs="Times New Roman"/>
+        </w:rPr>
+        <w:drawing>
+          <wp:inline>
+            <wp:extent cx="1800000" cy="2606896"/>
+            <wp:effectExtent b="0" l="0" r="0" t="0"/>
+            <wp:docPr descr="" title="" id="196" name="Picture"/>
+            <a:graphic>
+              <a:graphicData uri="http://schemas.openxmlformats.org/drawingml/2006/picture">
+                <pic:pic>
+                  <pic:nvPicPr>
+                    <pic:cNvPr descr="741bc4e421fc2afd028baedc52b8a50d05f7de06bfddb3fd9f28e76b6991a19e.jpg" id="197" name="Picture"/>
+                    <pic:cNvPicPr>
+                      <a:picLocks noChangeArrowheads="1" noChangeAspect="1"/>
+                    </pic:cNvPicPr>
+                  </pic:nvPicPr>
+                  <pic:blipFill>
+                    <a:blip r:embed="rId195"/>
+                    <a:stretch>
+                      <a:fillRect/>
+                    </a:stretch>
+                  </pic:blipFill>
+                  <pic:spPr bwMode="auto">
+                    <a:xfrm>
+                      <a:off x="0" y="0"/>
+                      <a:ext cx="1800000" cy="2606896"/>
+                    </a:xfrm>
+                    <a:prstGeom prst="rect">
+                      <a:avLst/>
+                    </a:prstGeom>
+                    <a:noFill/>
+                    <a:ln w="9525">
+                      <a:noFill/>
+                      <a:headEnd/>
+                      <a:tailEnd/>
+                    </a:ln>
+                  </pic:spPr>
+                </pic:pic>
+              </a:graphicData>
+            </a:graphic>
+          </wp:inline>
+        </w:drawing>
+      </w:r>
+    </w:p>
+    <w:p>
+      <w:pPr>
+        <w:pStyle w:val="BodyText"/>
+      </w:pPr>
+      <w:r>
+        <w:rPr>
+          <w:rFonts w:ascii="Times New Roman" w:hAnsi="Times New Roman" w:eastAsia="Times New Roman" w:cs="Times New Roman"/>
+        </w:rPr>
+        <w:t xml:space="preserve">2</w:t>
+      </w:r>
+    </w:p>
+    <w:p>
+      <w:pPr>
+        <w:pStyle w:val="BodyText"/>
+        <w:spacing w:before="160" w:after="80"/>
+        <w:jc w:val="center"/>
+      </w:pPr>
+      <w:r>
+        <w:rPr>
+          <w:rFonts w:ascii="Times New Roman" w:hAnsi="Times New Roman" w:eastAsia="Times New Roman" w:cs="Times New Roman"/>
+        </w:rPr>
+        <w:drawing>
+          <wp:inline>
+            <wp:extent cx="1800000" cy="2984210"/>
+            <wp:effectExtent b="0" l="0" r="0" t="0"/>
+            <wp:docPr descr="" title="" id="199" name="Picture"/>
+            <a:graphic>
+              <a:graphicData uri="http://schemas.openxmlformats.org/drawingml/2006/picture">
+                <pic:pic>
+                  <pic:nvPicPr>
+                    <pic:cNvPr descr="5b9d69a46432f89a7a525d69213f8de23546ebca881bdbb82d02a459b5b65989.jpg" id="200" name="Picture"/>
+                    <pic:cNvPicPr>
+                      <a:picLocks noChangeArrowheads="1" noChangeAspect="1"/>
+                    </pic:cNvPicPr>
+                  </pic:nvPicPr>
+                  <pic:blipFill>
+                    <a:blip r:embed="rId198"/>
+                    <a:stretch>
+                      <a:fillRect/>
+                    </a:stretch>
+                  </pic:blipFill>
+                  <pic:spPr bwMode="auto">
+                    <a:xfrm>
+                      <a:off x="0" y="0"/>
+                      <a:ext cx="1800000" cy="2984210"/>
+                    </a:xfrm>
+                    <a:prstGeom prst="rect">
+                      <a:avLst/>
+                    </a:prstGeom>
+                    <a:noFill/>
+                    <a:ln w="9525">
+                      <a:noFill/>
+                      <a:headEnd/>
+                      <a:tailEnd/>
+                    </a:ln>
+                  </pic:spPr>
+                </pic:pic>
+              </a:graphicData>
+            </a:graphic>
+          </wp:inline>
+        </w:drawing>
+      </w:r>
+    </w:p>
+    <w:p>
+      <w:pPr>
+        <w:pStyle w:val="BodyText"/>
+      </w:pPr>
+      <w:r>
+        <w:rPr>
+          <w:rFonts w:ascii="Times New Roman" w:hAnsi="Times New Roman" w:eastAsia="Times New Roman" w:cs="Times New Roman"/>
+        </w:rPr>
+        <w:t xml:space="preserve">3</w:t>
+      </w:r>
+    </w:p>
+    <w:p>
+      <w:pPr>
+        <w:pStyle w:val="BodyText"/>
+        <w:spacing w:before="160" w:after="80"/>
+        <w:jc w:val="center"/>
+      </w:pPr>
+      <w:r>
+        <w:rPr>
+          <w:rFonts w:ascii="Times New Roman" w:hAnsi="Times New Roman" w:eastAsia="Times New Roman" w:cs="Times New Roman"/>
+        </w:rPr>
+        <w:drawing>
+          <wp:inline>
+            <wp:extent cx="1955800" cy="1181100"/>
+            <wp:effectExtent b="0" l="0" r="0" t="0"/>
+            <wp:docPr descr="" title="" id="202" name="Picture"/>
+            <a:graphic>
+              <a:graphicData uri="http://schemas.openxmlformats.org/drawingml/2006/picture">
+                <pic:pic>
+                  <pic:nvPicPr>
+                    <pic:cNvPr descr="7775e67e81d145558d6808c05b051da1398feef7e5a3c580b684ebebd1b82dfb.jpg" id="203" name="Picture"/>
+                    <pic:cNvPicPr>
+                      <a:picLocks noChangeArrowheads="1" noChangeAspect="1"/>
+                    </pic:cNvPicPr>
+                  </pic:nvPicPr>
+                  <pic:blipFill>
+                    <a:blip r:embed="rId201"/>
+                    <a:stretch>
+                      <a:fillRect/>
+                    </a:stretch>
+                  </pic:blipFill>
+                  <pic:spPr bwMode="auto">
+                    <a:xfrm>
+                      <a:off x="0" y="0"/>
+                      <a:ext cx="1955800" cy="1181100"/>
+                    </a:xfrm>
+                    <a:prstGeom prst="rect">
+                      <a:avLst/>
+                    </a:prstGeom>
+                    <a:noFill/>
+                    <a:ln w="9525">
+                      <a:noFill/>
+                      <a:headEnd/>
+                      <a:tailEnd/>
+                    </a:ln>
+                  </pic:spPr>
+                </pic:pic>
+              </a:graphicData>
+            </a:graphic>
+          </wp:inline>
+        </w:drawing>
+      </w:r>
+    </w:p>
+    <w:p>
+      <w:pPr>
+        <w:pStyle w:val="BodyText"/>
+      </w:pPr>
+      <w:r>
+        <w:rPr>
+          <w:rFonts w:ascii="Times New Roman" w:hAnsi="Times New Roman" w:eastAsia="Times New Roman" w:cs="Times New Roman"/>
+        </w:rPr>
+        <w:t xml:space="preserve">4</w:t>
+      </w:r>
+    </w:p>
+    <w:p>
+      <w:pPr>
+        <w:pStyle w:val="BodyText"/>
+        <w:spacing w:before="160" w:after="80"/>
+        <w:jc w:val="center"/>
+      </w:pPr>
+      <w:r>
+        <w:rPr>
+          <w:rFonts w:ascii="Times New Roman" w:hAnsi="Times New Roman" w:eastAsia="Times New Roman" w:cs="Times New Roman"/>
+        </w:rPr>
+        <w:drawing>
+          <wp:inline>
+            <wp:extent cx="1800000" cy="2326153"/>
+            <wp:effectExtent b="0" l="0" r="0" t="0"/>
+            <wp:docPr descr="" title="" id="205" name="Picture"/>
+            <a:graphic>
+              <a:graphicData uri="http://schemas.openxmlformats.org/drawingml/2006/picture">
+                <pic:pic>
+                  <pic:nvPicPr>
+                    <pic:cNvPr descr="8750520264fe0285d295ac4e812bfe00a39059d24737793a1941d4ddff60a253.jpg" id="206" name="Picture"/>
+                    <pic:cNvPicPr>
+                      <a:picLocks noChangeArrowheads="1" noChangeAspect="1"/>
+                    </pic:cNvPicPr>
+                  </pic:nvPicPr>
+                  <pic:blipFill>
+                    <a:blip r:embed="rId204"/>
+                    <a:stretch>
+                      <a:fillRect/>
+                    </a:stretch>
+                  </pic:blipFill>
+                  <pic:spPr bwMode="auto">
+                    <a:xfrm>
+                      <a:off x="0" y="0"/>
+                      <a:ext cx="1800000" cy="2326153"/>
+                    </a:xfrm>
+                    <a:prstGeom prst="rect">
+                      <a:avLst/>
+                    </a:prstGeom>
+                    <a:noFill/>
+                    <a:ln w="9525">
+                      <a:noFill/>
+                      <a:headEnd/>
+                      <a:tailEnd/>
+                    </a:ln>
+                  </pic:spPr>
+                </pic:pic>
+              </a:graphicData>
+            </a:graphic>
+          </wp:inline>
+        </w:drawing>
+      </w:r>
+    </w:p>
+    <w:p>
+      <w:pPr>
+        <w:pStyle w:val="BodyText"/>
+      </w:pPr>
+      <w:r>
+        <w:rPr>
+          <w:rFonts w:ascii="Times New Roman" w:hAnsi="Times New Roman" w:eastAsia="Times New Roman" w:cs="Times New Roman"/>
+        </w:rPr>
+        <w:t xml:space="preserve">5</w:t>
+      </w:r>
+    </w:p>
+    <w:p>
+      <w:pPr>
+        <w:pStyle w:val="BodyText"/>
+      </w:pPr>
+      <w:r>
+        <w:rPr>
+          <w:rFonts w:hint="eastAsia" w:ascii="Times New Roman" w:hAnsi="Times New Roman" w:eastAsia="Times New Roman" w:cs="Times New Roman"/>
+          <w:b/>
+          <w:bCs/>
+        </w:rPr>
+        <w:t xml:space="preserve">（11-3）</w:t>
+      </w:r>
+      <w:r>
+        <w:rPr>
+          <w:rFonts w:ascii="Times New Roman" w:hAnsi="Times New Roman" w:eastAsia="Times New Roman" w:cs="Times New Roman"/>
+        </w:rPr>
+        <w:t xml:space="preserve"> </w:t>
+      </w:r>
+      <w:r>
+        <w:rPr>
+          <w:rFonts w:hint="eastAsia" w:ascii="Times New Roman" w:hAnsi="Times New Roman" w:eastAsia="FangSong" w:cs="Times New Roman"/>
+        </w:rPr>
+        <w:t xml:space="preserve">写出化合物</w:t>
+      </w:r>
+      <w:r>
+        <w:rPr>
+          <w:rFonts w:ascii="Times New Roman" w:hAnsi="Times New Roman" w:eastAsia="Times New Roman" w:cs="Times New Roman"/>
+        </w:rPr>
+        <w:t xml:space="preserve"> ① B </w:t>
+      </w:r>
+      <w:r>
+        <w:rPr>
+          <w:rFonts w:hint="eastAsia" w:ascii="Times New Roman" w:hAnsi="Times New Roman" w:eastAsia="FangSong" w:cs="Times New Roman"/>
+        </w:rPr>
+        <w:t>的名称</w:t>
+      </w:r>
+      <w:r>
+        <w:rPr>
+          <w:rFonts w:hint="eastAsia" w:ascii="Times New Roman" w:hAnsi="Times New Roman" w:eastAsia="Times New Roman" w:cs="Times New Roman"/>
+        </w:rPr>
+        <w:t>。</w:t>
+      </w:r>
+    </w:p>
+    <w:p>
+      <w:pPr>
+        <w:pStyle w:val="BodyText"/>
+      </w:pPr>
+      <w:r>
+        <w:rPr>
+          <w:rFonts w:hint="eastAsia" w:ascii="Times New Roman" w:hAnsi="Times New Roman" w:eastAsia="FangSong" w:cs="Times New Roman"/>
+        </w:rPr>
+        <w:t xml:space="preserve">圈出</w:t>
+      </w:r>
+      <w:r>
+        <w:rPr>
+          <w:rFonts w:ascii="Times New Roman" w:hAnsi="Times New Roman" w:eastAsia="Times New Roman" w:cs="Times New Roman"/>
+        </w:rPr>
+        <w:t xml:space="preserve"> C </w:t>
+      </w:r>
+      <w:r>
+        <w:rPr>
+          <w:rFonts w:hint="eastAsia" w:ascii="Times New Roman" w:hAnsi="Times New Roman" w:eastAsia="FangSong" w:cs="Times New Roman"/>
+        </w:rPr>
+        <w:t xml:space="preserve">中来自原料</w:t>
+      </w:r>
+      <w:r>
+        <w:rPr>
+          <w:rFonts w:ascii="Times New Roman" w:hAnsi="Times New Roman" w:eastAsia="Times New Roman" w:cs="Times New Roman"/>
+        </w:rPr>
+        <w:t xml:space="preserve"> A </w:t>
+      </w:r>
+      <w:r>
+        <w:rPr>
+          <w:rFonts w:hint="eastAsia" w:ascii="Times New Roman" w:hAnsi="Times New Roman" w:eastAsia="FangSong" w:cs="Times New Roman"/>
+        </w:rPr>
+        <w:t>的氧原子</w:t>
+      </w:r>
+      <w:r>
+        <w:rPr>
+          <w:rFonts w:hint="eastAsia" w:ascii="Times New Roman" w:hAnsi="Times New Roman" w:eastAsia="Times New Roman" w:cs="Times New Roman"/>
+        </w:rPr>
+        <w:t>。</w:t>
+      </w:r>
+    </w:p>
+    <w:p>
+      <w:pPr>
+        <w:pStyle w:val="BodyText"/>
+      </w:pPr>
+      <w:r>
+        <w:rPr>
+          <w:rFonts w:hint="eastAsia" w:ascii="Times New Roman" w:hAnsi="Times New Roman" w:eastAsia="Times New Roman" w:cs="Times New Roman"/>
+          <w:b/>
+          <w:bCs/>
+        </w:rPr>
+        <w:t xml:space="preserve">（11-4）</w:t>
+      </w:r>
+      <w:r>
+        <w:rPr>
+          <w:rFonts w:ascii="Times New Roman" w:hAnsi="Times New Roman" w:eastAsia="Times New Roman" w:cs="Times New Roman"/>
+        </w:rPr>
+        <w:t xml:space="preserve"> </w:t>
+      </w:r>
+      <w:r>
+        <w:rPr>
+          <w:rFonts w:hint="eastAsia" w:ascii="Times New Roman" w:hAnsi="Times New Roman" w:eastAsia="FangSong" w:cs="Times New Roman"/>
+        </w:rPr>
+        <w:t xml:space="preserve">画出化合物</w:t>
+      </w:r>
+      <w:r>
+        <w:rPr>
+          <w:rFonts w:ascii="Times New Roman" w:hAnsi="Times New Roman" w:eastAsia="Times New Roman" w:cs="Times New Roman"/>
+        </w:rPr>
+        <w:t xml:space="preserve"> D </w:t>
+      </w:r>
+      <w:r>
+        <w:rPr>
+          <w:rFonts w:hint="eastAsia" w:ascii="Times New Roman" w:hAnsi="Times New Roman" w:eastAsia="FangSong" w:cs="Times New Roman"/>
+        </w:rPr>
+        <w:t>的结构简式</w:t>
+      </w:r>
+      <w:r>
+        <w:rPr>
+          <w:rFonts w:hint="eastAsia" w:ascii="Times New Roman" w:hAnsi="Times New Roman" w:eastAsia="Times New Roman" w:cs="Times New Roman"/>
+        </w:rPr>
+        <w:t>。</w:t>
+      </w:r>
+    </w:p>
+    <w:p>
+      <w:pPr>
+        <w:spacing w:before="160" w:after="80"/>
+      </w:pPr>
+      <w:r>
+        <w:pict>
+          <v:rect style="width:0;height:1.5pt" o:hralign="center" o:hrstd="t" o:hr="t"/>
+        </w:pict>
+      </w:r>
+    </w:p>
+    <w:bookmarkEnd w:id="207"/>
+    <w:bookmarkStart w:id="223" w:name="有机转换中间体推断第34届初赛"/>
+    <w:p>
+      <w:pPr>
+        <w:pStyle w:val="Heading2"/>
+        <w:spacing w:before="280" w:after="120"/>
+      </w:pPr>
+      <w:r>
+        <w:rPr>
+          <w:rFonts w:ascii="Times New Roman" w:hAnsi="Times New Roman" w:eastAsia="Times New Roman" w:cs="Times New Roman"/>
+        </w:rPr>
+        <w:t xml:space="preserve">11.46 </w:t>
+      </w:r>
+      <w:r>
+        <w:rPr>
+          <w:rFonts w:hint="eastAsia" w:ascii="Times New Roman" w:hAnsi="Times New Roman" w:eastAsia="SimHei" w:cs="Times New Roman"/>
+        </w:rPr>
+        <w:t>有机转换中间体推断</w:t>
+      </w:r>
+      <w:r>
+        <w:rPr>
+          <w:rFonts w:hint="eastAsia" w:ascii="Times New Roman" w:hAnsi="Times New Roman" w:eastAsia="Times New Roman" w:cs="Times New Roman"/>
+        </w:rPr>
+        <w:t>（</w:t>
+      </w:r>
+      <w:r>
+        <w:rPr>
+          <w:rFonts w:hint="eastAsia" w:ascii="Times New Roman" w:hAnsi="Times New Roman" w:eastAsia="SimHei" w:cs="Times New Roman"/>
+        </w:rPr>
+        <w:t>第</w:t>
+      </w:r>
+      <w:r>
+        <w:rPr>
+          <w:rFonts w:hint="eastAsia" w:ascii="Times New Roman" w:hAnsi="Times New Roman" w:eastAsia="Times New Roman" w:cs="Times New Roman"/>
+        </w:rPr>
+        <w:t>34</w:t>
+      </w:r>
+      <w:r>
+        <w:rPr>
+          <w:rFonts w:hint="eastAsia" w:ascii="Times New Roman" w:hAnsi="Times New Roman" w:eastAsia="SimHei" w:cs="Times New Roman"/>
+        </w:rPr>
+        <w:t>届初赛</w:t>
+      </w:r>
+      <w:r>
+        <w:rPr>
+          <w:rFonts w:hint="eastAsia" w:ascii="Times New Roman" w:hAnsi="Times New Roman" w:eastAsia="Times New Roman" w:cs="Times New Roman"/>
+        </w:rPr>
+        <w:t>）</w:t>
+      </w:r>
+    </w:p>
+    <w:p>
+      <w:pPr>
+        <w:pStyle w:val="FirstParagraph"/>
+      </w:pPr>
+      <w:r>
+        <w:rPr>
+          <w:rFonts w:ascii="Times New Roman" w:hAnsi="Times New Roman" w:eastAsia="Times New Roman" w:cs="Times New Roman"/>
+        </w:rPr>
+        <w:t xml:space="preserve">10-1 </w:t>
+      </w:r>
+      <w:r>
+        <w:rPr>
+          <w:rFonts w:hint="eastAsia" w:ascii="Times New Roman" w:hAnsi="Times New Roman" w:eastAsia="FangSong" w:cs="Times New Roman"/>
+        </w:rPr>
+        <w:t>请为以下转换提供合理的中间体</w:t>
+      </w:r>
+      <w:r>
+        <w:rPr>
+          <w:rFonts w:hint="eastAsia" w:ascii="Times New Roman" w:hAnsi="Times New Roman" w:eastAsia="Times New Roman" w:cs="Times New Roman"/>
+        </w:rPr>
+        <w:t>。</w:t>
+      </w:r>
+    </w:p>
+    <w:p>
+      <w:pPr>
+        <w:pStyle w:val="BodyText"/>
+        <w:spacing w:before="160" w:after="80"/>
+        <w:jc w:val="center"/>
+      </w:pPr>
+      <w:r>
+        <w:rPr>
+          <w:rFonts w:ascii="Times New Roman" w:hAnsi="Times New Roman" w:eastAsia="Times New Roman" w:cs="Times New Roman"/>
+        </w:rPr>
+        <w:drawing>
+          <wp:inline>
+            <wp:extent cx="3600000" cy="944355"/>
+            <wp:effectExtent b="0" l="0" r="0" t="0"/>
+            <wp:docPr descr="" title="" id="209" name="Picture"/>
+            <a:graphic>
+              <a:graphicData uri="http://schemas.openxmlformats.org/drawingml/2006/picture">
+                <pic:pic>
+                  <pic:nvPicPr>
+                    <pic:cNvPr descr="75667b8eff9d01323dc65443d5b0806e53b724861d5c24502cc15eb30907d6fb.jpg" id="210" name="Picture"/>
+                    <pic:cNvPicPr>
+                      <a:picLocks noChangeArrowheads="1" noChangeAspect="1"/>
+                    </pic:cNvPicPr>
+                  </pic:nvPicPr>
+                  <pic:blipFill>
+                    <a:blip r:embed="rId208"/>
                     <a:stretch>
                       <a:fillRect/>
                     </a:stretch>
@@ -18733,18 +19382,18 @@
           <wp:inline>
             <wp:extent cx="3600000" cy="1194989"/>
             <wp:effectExtent b="0" l="0" r="0" t="0"/>
-            <wp:docPr descr="" title="" id="196" name="Picture"/>
+            <wp:docPr descr="" title="" id="212" name="Picture"/>
             <a:graphic>
               <a:graphicData uri="http://schemas.openxmlformats.org/drawingml/2006/picture">
                 <pic:pic>
                   <pic:nvPicPr>
-                    <pic:cNvPr descr="ba01d3477a5fe1073878ce815fde762623031fa4999ec764f5abc452ca762d12.jpg" id="197" name="Picture"/>
+                    <pic:cNvPr descr="ba01d3477a5fe1073878ce815fde762623031fa4999ec764f5abc452ca762d12.jpg" id="213" name="Picture"/>
                     <pic:cNvPicPr>
                       <a:picLocks noChangeArrowheads="1" noChangeAspect="1"/>
                     </pic:cNvPicPr>
                   </pic:nvPicPr>
                   <pic:blipFill>
-                    <a:blip r:embed="rId195"/>
+                    <a:blip r:embed="rId211"/>
                     <a:stretch>
                       <a:fillRect/>
                     </a:stretch>
@@ -18808,18 +19457,18 @@
           <wp:inline>
             <wp:extent cx="3600000" cy="895462"/>
             <wp:effectExtent b="0" l="0" r="0" t="0"/>
-            <wp:docPr descr="" title="" id="199" name="Picture"/>
+            <wp:docPr descr="" title="" id="215" name="Picture"/>
             <a:graphic>
               <a:graphicData uri="http://schemas.openxmlformats.org/drawingml/2006/picture">
                 <pic:pic>
                   <pic:nvPicPr>
-                    <pic:cNvPr descr="b6f4c93366deb83328b66a1eeb3ad02f15dcca23ebeec7bc97b9c7b95e1591e0.jpg" id="200" name="Picture"/>
+                    <pic:cNvPr descr="b6f4c93366deb83328b66a1eeb3ad02f15dcca23ebeec7bc97b9c7b95e1591e0.jpg" id="216" name="Picture"/>
                     <pic:cNvPicPr>
                       <a:picLocks noChangeArrowheads="1" noChangeAspect="1"/>
                     </pic:cNvPicPr>
                   </pic:nvPicPr>
                   <pic:blipFill>
-                    <a:blip r:embed="rId198"/>
+                    <a:blip r:embed="rId214"/>
                     <a:stretch>
                       <a:fillRect/>
                     </a:stretch>
@@ -18948,18 +19597,18 @@
           <wp:inline>
             <wp:extent cx="3600000" cy="534374"/>
             <wp:effectExtent b="0" l="0" r="0" t="0"/>
-            <wp:docPr descr="" title="" id="202" name="Picture"/>
+            <wp:docPr descr="" title="" id="218" name="Picture"/>
             <a:graphic>
               <a:graphicData uri="http://schemas.openxmlformats.org/drawingml/2006/picture">
                 <pic:pic>
                   <pic:nvPicPr>
-                    <pic:cNvPr descr="7f211b29b4152d69eda568f6a07d0bbc2cd00b5768e89f841d647b9c66e251b9.jpg" id="203" name="Picture"/>
+                    <pic:cNvPr descr="7f211b29b4152d69eda568f6a07d0bbc2cd00b5768e89f841d647b9c66e251b9.jpg" id="219" name="Picture"/>
                     <pic:cNvPicPr>
                       <a:picLocks noChangeArrowheads="1" noChangeAspect="1"/>
                     </pic:cNvPicPr>
                   </pic:nvPicPr>
                   <pic:blipFill>
-                    <a:blip r:embed="rId201"/>
+                    <a:blip r:embed="rId217"/>
                     <a:stretch>
                       <a:fillRect/>
                     </a:stretch>
@@ -19159,18 +19808,18 @@
           <wp:inline>
             <wp:extent cx="3600000" cy="1334831"/>
             <wp:effectExtent b="0" l="0" r="0" t="0"/>
-            <wp:docPr descr="" title="" id="205" name="Picture"/>
+            <wp:docPr descr="" title="" id="221" name="Picture"/>
             <a:graphic>
               <a:graphicData uri="http://schemas.openxmlformats.org/drawingml/2006/picture">
                 <pic:pic>
                   <pic:nvPicPr>
-                    <pic:cNvPr descr="7cff4aa15f199ba3d50ee1a9cebb940ab59ef74fa2a4c080b30d67a7b2e20d12.jpg" id="206" name="Picture"/>
+                    <pic:cNvPr descr="7cff4aa15f199ba3d50ee1a9cebb940ab59ef74fa2a4c080b30d67a7b2e20d12.jpg" id="222" name="Picture"/>
                     <pic:cNvPicPr>
                       <a:picLocks noChangeArrowheads="1" noChangeAspect="1"/>
                     </pic:cNvPicPr>
                   </pic:nvPicPr>
                   <pic:blipFill>
-                    <a:blip r:embed="rId204"/>
+                    <a:blip r:embed="rId220"/>
                     <a:stretch>
                       <a:fillRect/>
                     </a:stretch>
@@ -19313,8 +19962,8 @@
         </w:pict>
       </w:r>
     </w:p>
-    <w:bookmarkEnd w:id="207"/>
-    <w:bookmarkStart w:id="208" w:name="动力学同位素效应kie判断机理"/>
+    <w:bookmarkEnd w:id="223"/>
+    <w:bookmarkStart w:id="224" w:name="动力学同位素效应kie判断机理"/>
     <w:p>
       <w:pPr>
         <w:pStyle w:val="Heading2"/>
@@ -19324,7 +19973,7 @@
         <w:rPr>
           <w:rFonts w:ascii="Times New Roman" w:hAnsi="Times New Roman" w:eastAsia="Times New Roman" w:cs="Times New Roman"/>
         </w:rPr>
-        <w:t xml:space="preserve">11.46 </w:t>
+        <w:t xml:space="preserve">11.47 </w:t>
       </w:r>
       <w:r>
         <w:rPr>
@@ -19945,8 +20594,8 @@
         </w:pict>
       </w:r>
     </w:p>
-    <w:bookmarkEnd w:id="208"/>
-    <w:bookmarkStart w:id="209" w:name="康尼查罗反应氘代标记实验"/>
+    <w:bookmarkEnd w:id="224"/>
+    <w:bookmarkStart w:id="225" w:name="康尼查罗反应氘代标记实验"/>
     <w:p>
       <w:pPr>
         <w:pStyle w:val="Heading2"/>
@@ -19956,7 +20605,7 @@
         <w:rPr>
           <w:rFonts w:ascii="Times New Roman" w:hAnsi="Times New Roman" w:eastAsia="Times New Roman" w:cs="Times New Roman"/>
         </w:rPr>
-        <w:t xml:space="preserve">11.47 </w:t>
+        <w:t xml:space="preserve">11.48 </w:t>
       </w:r>
       <w:r>
         <w:rPr>
@@ -20259,8 +20908,8 @@
         </w:pict>
       </w:r>
     </w:p>
-    <w:bookmarkEnd w:id="209"/>
-    <w:bookmarkStart w:id="210" w:name="卡宾的结构稳定性与反应类型"/>
+    <w:bookmarkEnd w:id="225"/>
+    <w:bookmarkStart w:id="226" w:name="卡宾的结构稳定性与反应类型"/>
     <w:p>
       <w:pPr>
         <w:pStyle w:val="Heading2"/>
@@ -20270,7 +20919,7 @@
         <w:rPr>
           <w:rFonts w:ascii="Times New Roman" w:hAnsi="Times New Roman" w:eastAsia="Times New Roman" w:cs="Times New Roman"/>
         </w:rPr>
-        <w:t xml:space="preserve">11.48 </w:t>
+        <w:t xml:space="preserve">11.49 </w:t>
       </w:r>
       <w:r>
         <w:rPr>
@@ -20511,8 +21160,8 @@
         </w:pict>
       </w:r>
     </w:p>
-    <w:bookmarkEnd w:id="210"/>
-    <w:bookmarkStart w:id="211" w:name="simmons-smith反应与卡宾插入"/>
+    <w:bookmarkEnd w:id="226"/>
+    <w:bookmarkStart w:id="227" w:name="simmons-smith反应与卡宾插入"/>
     <w:p>
       <w:pPr>
         <w:pStyle w:val="Heading2"/>
@@ -20522,7 +21171,7 @@
         <w:rPr>
           <w:rFonts w:ascii="Times New Roman" w:hAnsi="Times New Roman" w:eastAsia="Times New Roman" w:cs="Times New Roman"/>
         </w:rPr>
-        <w:t xml:space="preserve">11.49 </w:t>
+        <w:t xml:space="preserve">11.50 </w:t>
       </w:r>
       <w:r>
         <w:rPr>
@@ -20821,8 +21470,8 @@
         </w:pict>
       </w:r>
     </w:p>
-    <w:bookmarkEnd w:id="211"/>
-    <w:bookmarkStart w:id="212" w:name="一锅煮多组分反应的机理分析"/>
+    <w:bookmarkEnd w:id="227"/>
+    <w:bookmarkStart w:id="228" w:name="一锅煮多组分反应的机理分析"/>
     <w:p>
       <w:pPr>
         <w:pStyle w:val="Heading2"/>
@@ -20832,7 +21481,7 @@
         <w:rPr>
           <w:rFonts w:ascii="Times New Roman" w:hAnsi="Times New Roman" w:eastAsia="Times New Roman" w:cs="Times New Roman"/>
         </w:rPr>
-        <w:t xml:space="preserve">11.50 </w:t>
+        <w:t xml:space="preserve">11.51 </w:t>
       </w:r>
       <w:r>
         <w:rPr>
@@ -21153,8 +21802,8 @@
         </w:pict>
       </w:r>
     </w:p>
-    <w:bookmarkEnd w:id="212"/>
-    <w:bookmarkStart w:id="213" w:name="有机-中间体-碳正离子碳负离子自由基稳定性比较"/>
+    <w:bookmarkEnd w:id="228"/>
+    <w:bookmarkStart w:id="229" w:name="有机-中间体-碳正离子碳负离子自由基稳定性比较"/>
     <w:p>
       <w:pPr>
         <w:pStyle w:val="Heading2"/>
@@ -21164,7 +21813,7 @@
         <w:rPr>
           <w:rFonts w:ascii="Times New Roman" w:hAnsi="Times New Roman" w:eastAsia="Times New Roman" w:cs="Times New Roman"/>
         </w:rPr>
-        <w:t xml:space="preserve">11.51 </w:t>
+        <w:t xml:space="preserve">11.52 </w:t>
       </w:r>
       <w:r>
         <w:rPr>
@@ -21941,8 +22590,8 @@
         </w:pict>
       </w:r>
     </w:p>
-    <w:bookmarkEnd w:id="213"/>
-    <w:bookmarkStart w:id="214" w:name="有机-中间体-hammett方程与反应机理判断"/>
+    <w:bookmarkEnd w:id="229"/>
+    <w:bookmarkStart w:id="230" w:name="有机-中间体-hammett方程与反应机理判断"/>
     <w:p>
       <w:pPr>
         <w:pStyle w:val="Heading2"/>
@@ -21952,7 +22601,7 @@
         <w:rPr>
           <w:rFonts w:ascii="Times New Roman" w:hAnsi="Times New Roman" w:eastAsia="Times New Roman" w:cs="Times New Roman"/>
         </w:rPr>
-        <w:t xml:space="preserve">11.52 </w:t>
+        <w:t xml:space="preserve">11.53 </w:t>
       </w:r>
       <w:r>
         <w:rPr>
@@ -22277,8 +22926,8 @@
         </w:pict>
       </w:r>
     </w:p>
-    <w:bookmarkEnd w:id="214"/>
-    <w:bookmarkStart w:id="215" w:name="有机-中间体-亚胺正离子催化机理"/>
+    <w:bookmarkEnd w:id="230"/>
+    <w:bookmarkStart w:id="231" w:name="有机-中间体-亚胺正离子催化机理"/>
     <w:p>
       <w:pPr>
         <w:pStyle w:val="Heading2"/>
@@ -22288,7 +22937,7 @@
         <w:rPr>
           <w:rFonts w:ascii="Times New Roman" w:hAnsi="Times New Roman" w:eastAsia="Times New Roman" w:cs="Times New Roman"/>
         </w:rPr>
-        <w:t xml:space="preserve">11.53 </w:t>
+        <w:t xml:space="preserve">11.54 </w:t>
       </w:r>
       <w:r>
         <w:rPr>
@@ -22508,8 +23157,8 @@
         </w:pict>
       </w:r>
     </w:p>
-    <w:bookmarkEnd w:id="215"/>
-    <w:bookmarkStart w:id="216" w:name="有机-中间体-动力学与热力学产物预测"/>
+    <w:bookmarkEnd w:id="231"/>
+    <w:bookmarkStart w:id="232" w:name="有机-中间体-动力学与热力学产物预测"/>
     <w:p>
       <w:pPr>
         <w:pStyle w:val="Heading2"/>
@@ -22519,7 +23168,7 @@
         <w:rPr>
           <w:rFonts w:ascii="Times New Roman" w:hAnsi="Times New Roman" w:eastAsia="Times New Roman" w:cs="Times New Roman"/>
         </w:rPr>
-        <w:t xml:space="preserve">11.54 </w:t>
+        <w:t xml:space="preserve">11.55 </w:t>
       </w:r>
       <w:r>
         <w:rPr>
@@ -22900,8 +23549,8 @@
         </w:pict>
       </w:r>
     </w:p>
-    <w:bookmarkEnd w:id="216"/>
-    <w:bookmarkStart w:id="217" w:name="有机-中间体-动力学同位素效应与中间体捕获"/>
+    <w:bookmarkEnd w:id="232"/>
+    <w:bookmarkStart w:id="233" w:name="有机-中间体-动力学同位素效应与中间体捕获"/>
     <w:p>
       <w:pPr>
         <w:pStyle w:val="Heading2"/>
@@ -22911,7 +23560,7 @@
         <w:rPr>
           <w:rFonts w:ascii="Times New Roman" w:hAnsi="Times New Roman" w:eastAsia="Times New Roman" w:cs="Times New Roman"/>
         </w:rPr>
-        <w:t xml:space="preserve">11.55 </w:t>
+        <w:t xml:space="preserve">11.56 </w:t>
       </w:r>
       <w:r>
         <w:rPr>
@@ -23227,8 +23876,8 @@
         </w:pict>
       </w:r>
     </w:p>
-    <w:bookmarkEnd w:id="217"/>
-    <w:bookmarkStart w:id="221" w:name="有机-中间体-卡宾的simmons-smith环丙烷化"/>
+    <w:bookmarkEnd w:id="233"/>
+    <w:bookmarkStart w:id="237" w:name="有机-中间体-卡宾的simmons-smith环丙烷化"/>
     <w:p>
       <w:pPr>
         <w:pStyle w:val="Heading2"/>
@@ -23238,7 +23887,7 @@
         <w:rPr>
           <w:rFonts w:ascii="Times New Roman" w:hAnsi="Times New Roman" w:eastAsia="Times New Roman" w:cs="Times New Roman"/>
         </w:rPr>
-        <w:t xml:space="preserve">11.56 </w:t>
+        <w:t xml:space="preserve">11.57 </w:t>
       </w:r>
       <w:r>
         <w:rPr>
@@ -23564,18 +24213,18 @@
           <wp:inline>
             <wp:extent cx="3600000" cy="2400000"/>
             <wp:effectExtent b="0" l="0" r="0" t="0"/>
-            <wp:docPr descr="" title="" id="219" name="Picture"/>
+            <wp:docPr descr="" title="" id="235" name="Picture"/>
             <a:graphic>
               <a:graphicData uri="http://schemas.openxmlformats.org/drawingml/2006/picture">
                 <pic:pic>
                   <pic:nvPicPr>
-                    <pic:cNvPr descr="56de3842c5c41f2cf6e78a14dea82b588b0a46a95e8a8ed83352b89663928e46.png" id="220" name="Picture"/>
+                    <pic:cNvPr descr="56de3842c5c41f2cf6e78a14dea82b588b0a46a95e8a8ed83352b89663928e46.png" id="236" name="Picture"/>
                     <pic:cNvPicPr>
                       <a:picLocks noChangeArrowheads="1" noChangeAspect="1"/>
                     </pic:cNvPicPr>
                   </pic:nvPicPr>
                   <pic:blipFill>
-                    <a:blip r:embed="rId218"/>
+                    <a:blip r:embed="rId234"/>
                     <a:stretch>
                       <a:fillRect/>
                     </a:stretch>
@@ -23612,8 +24261,8 @@
         </w:pict>
       </w:r>
     </w:p>
-    <w:bookmarkEnd w:id="221"/>
-    <w:bookmarkStart w:id="224" w:name="有机-中间体-卡宾的生成与单线态三线态"/>
+    <w:bookmarkEnd w:id="237"/>
+    <w:bookmarkStart w:id="240" w:name="有机-中间体-卡宾的生成与单线态三线态"/>
     <w:p>
       <w:pPr>
         <w:pStyle w:val="Heading2"/>
@@ -23623,7 +24272,7 @@
         <w:rPr>
           <w:rFonts w:ascii="Times New Roman" w:hAnsi="Times New Roman" w:eastAsia="Times New Roman" w:cs="Times New Roman"/>
         </w:rPr>
-        <w:t xml:space="preserve">11.57 </w:t>
+        <w:t xml:space="preserve">11.58 </w:t>
       </w:r>
       <w:r>
         <w:rPr>
@@ -23933,18 +24582,18 @@
           <wp:inline>
             <wp:extent cx="3600000" cy="2400000"/>
             <wp:effectExtent b="0" l="0" r="0" t="0"/>
-            <wp:docPr descr="" title="" id="222" name="Picture"/>
+            <wp:docPr descr="" title="" id="238" name="Picture"/>
             <a:graphic>
               <a:graphicData uri="http://schemas.openxmlformats.org/drawingml/2006/picture">
                 <pic:pic>
                   <pic:nvPicPr>
-                    <pic:cNvPr descr="56de3842c5c41f2cf6e78a14dea82b588b0a46a95e8a8ed83352b89663928e46.png" id="223" name="Picture"/>
+                    <pic:cNvPr descr="56de3842c5c41f2cf6e78a14dea82b588b0a46a95e8a8ed83352b89663928e46.png" id="239" name="Picture"/>
                     <pic:cNvPicPr>
                       <a:picLocks noChangeArrowheads="1" noChangeAspect="1"/>
                     </pic:cNvPicPr>
                   </pic:nvPicPr>
                   <pic:blipFill>
-                    <a:blip r:embed="rId218"/>
+                    <a:blip r:embed="rId234"/>
                     <a:stretch>
                       <a:fillRect/>
                     </a:stretch>
@@ -23981,8 +24630,8 @@
         </w:pict>
       </w:r>
     </w:p>
-    <w:bookmarkEnd w:id="224"/>
-    <w:bookmarkEnd w:id="225"/>
+    <w:bookmarkEnd w:id="240"/>
+    <w:bookmarkEnd w:id="241"/>
     <w:sectPr>
       <w:footerReference w:type="default" r:id="rId9"/>
       <w:footnotePr>
